--- a/CV.docx
+++ b/CV.docx
@@ -482,7 +482,7 @@
         <w:pStyle w:val="Bibliography"/>
       </w:pPr>
       <w:r>
-        <w:t xml:space="preserve">Barg, J., &amp; Zbaracki, M. J. (2024). Just Don’t Say Climate Change. Discourse on Keystone XL. Finishing touches for submission to</w:t>
+        <w:t xml:space="preserve">Barg, J., &amp; Zbaracki, M. J. (2025). Just Don’t Say Climate Change. Discourse on Keystone XL. Finishing touches for submission to</w:t>
       </w:r>
       <w:r>
         <w:t xml:space="preserve"> </w:t>
@@ -772,7 +772,7 @@
         </w:numPr>
       </w:pPr>
       <w:r>
-        <w:t xml:space="preserve">ONE-SIM Outreach Award</w:t>
+        <w:t xml:space="preserve">Financial Times Academic research with impact 2025</w:t>
       </w:r>
     </w:p>
     <w:p>
@@ -784,13 +784,7 @@
         </w:numPr>
       </w:pPr>
       <w:r>
-        <w:t xml:space="preserve">Joint Award of Academy of Management divisions for paper</w:t>
-      </w:r>
-      <w:r>
-        <w:t xml:space="preserve"> </w:t>
-      </w:r>
-      <w:r>
-        <w:t xml:space="preserve">“No End in Sight? A Greenwash Review and Research Agenda”</w:t>
+        <w:t xml:space="preserve">Highly commended paper</w:t>
       </w:r>
     </w:p>
     <w:p>
@@ -798,11 +792,11 @@
         <w:pStyle w:val="Compact"/>
         <w:numPr>
           <w:ilvl w:val="0"/>
-          <w:numId w:val="1004"/>
-        </w:numPr>
-      </w:pPr>
-      <w:r>
-        <w:t xml:space="preserve">Chisholm Graduate Scholarship in Sustainability, 2020</w:t>
+          <w:numId w:val="1003"/>
+        </w:numPr>
+      </w:pPr>
+      <w:r>
+        <w:t xml:space="preserve">ONE-SIM Outreach Award</w:t>
       </w:r>
     </w:p>
     <w:p>
@@ -814,6 +808,36 @@
         </w:numPr>
       </w:pPr>
       <w:r>
+        <w:t xml:space="preserve">Joint Award of Academy of Management divisions for paper</w:t>
+      </w:r>
+      <w:r>
+        <w:t xml:space="preserve"> </w:t>
+      </w:r>
+      <w:r>
+        <w:t xml:space="preserve">“No End in Sight? A Greenwash Review and Research Agenda”</w:t>
+      </w:r>
+    </w:p>
+    <w:p>
+      <w:pPr>
+        <w:pStyle w:val="Compact"/>
+        <w:numPr>
+          <w:ilvl w:val="0"/>
+          <w:numId w:val="1003"/>
+        </w:numPr>
+      </w:pPr>
+      <w:r>
+        <w:t xml:space="preserve">Chisholm Graduate Scholarship in Sustainability, 2020</w:t>
+      </w:r>
+    </w:p>
+    <w:p>
+      <w:pPr>
+        <w:pStyle w:val="Compact"/>
+        <w:numPr>
+          <w:ilvl w:val="1"/>
+          <w:numId w:val="1006"/>
+        </w:numPr>
+      </w:pPr>
+      <w:r>
         <w:t xml:space="preserve">$15,000 annually for three years, awarded once every three years</w:t>
       </w:r>
     </w:p>
@@ -822,7 +846,7 @@
         <w:pStyle w:val="Compact"/>
         <w:numPr>
           <w:ilvl w:val="0"/>
-          <w:numId w:val="1005"/>
+          <w:numId w:val="1003"/>
         </w:numPr>
       </w:pPr>
       <w:r>
@@ -834,7 +858,7 @@
         <w:pStyle w:val="Compact"/>
         <w:numPr>
           <w:ilvl w:val="0"/>
-          <w:numId w:val="1005"/>
+          <w:numId w:val="1003"/>
         </w:numPr>
       </w:pPr>
       <w:r>
@@ -863,7 +887,7 @@
         <w:pStyle w:val="Compact"/>
         <w:numPr>
           <w:ilvl w:val="0"/>
-          <w:numId w:val="1006"/>
+          <w:numId w:val="1007"/>
         </w:numPr>
       </w:pPr>
       <w:r>
@@ -891,7 +915,7 @@
         <w:pStyle w:val="Compact"/>
         <w:numPr>
           <w:ilvl w:val="0"/>
-          <w:numId w:val="1006"/>
+          <w:numId w:val="1007"/>
         </w:numPr>
       </w:pPr>
       <w:r>
@@ -919,7 +943,7 @@
         <w:pStyle w:val="Compact"/>
         <w:numPr>
           <w:ilvl w:val="0"/>
-          <w:numId w:val="1006"/>
+          <w:numId w:val="1007"/>
         </w:numPr>
       </w:pPr>
       <w:r>
@@ -958,7 +982,7 @@
         <w:pStyle w:val="Compact"/>
         <w:numPr>
           <w:ilvl w:val="0"/>
-          <w:numId w:val="1006"/>
+          <w:numId w:val="1007"/>
         </w:numPr>
       </w:pPr>
       <w:r>
@@ -983,7 +1007,7 @@
         <w:pStyle w:val="Compact"/>
         <w:numPr>
           <w:ilvl w:val="0"/>
-          <w:numId w:val="1006"/>
+          <w:numId w:val="1007"/>
         </w:numPr>
       </w:pPr>
       <w:r>
@@ -995,7 +1019,7 @@
         <w:pStyle w:val="Compact"/>
         <w:numPr>
           <w:ilvl w:val="0"/>
-          <w:numId w:val="1006"/>
+          <w:numId w:val="1007"/>
         </w:numPr>
       </w:pPr>
       <w:r>
@@ -1020,7 +1044,7 @@
         <w:pStyle w:val="Compact"/>
         <w:numPr>
           <w:ilvl w:val="0"/>
-          <w:numId w:val="1006"/>
+          <w:numId w:val="1007"/>
         </w:numPr>
       </w:pPr>
       <w:r>
@@ -1045,7 +1069,7 @@
         <w:pStyle w:val="Compact"/>
         <w:numPr>
           <w:ilvl w:val="0"/>
-          <w:numId w:val="1006"/>
+          <w:numId w:val="1007"/>
         </w:numPr>
       </w:pPr>
       <w:r>
@@ -1070,7 +1094,7 @@
         <w:pStyle w:val="Compact"/>
         <w:numPr>
           <w:ilvl w:val="0"/>
-          <w:numId w:val="1006"/>
+          <w:numId w:val="1007"/>
         </w:numPr>
       </w:pPr>
       <w:r>
@@ -1095,7 +1119,7 @@
         <w:pStyle w:val="Compact"/>
         <w:numPr>
           <w:ilvl w:val="0"/>
-          <w:numId w:val="1006"/>
+          <w:numId w:val="1007"/>
         </w:numPr>
       </w:pPr>
       <w:r>
@@ -1120,7 +1144,7 @@
         <w:pStyle w:val="Compact"/>
         <w:numPr>
           <w:ilvl w:val="0"/>
-          <w:numId w:val="1006"/>
+          <w:numId w:val="1007"/>
         </w:numPr>
       </w:pPr>
       <w:r>
@@ -1145,7 +1169,7 @@
         <w:pStyle w:val="Compact"/>
         <w:numPr>
           <w:ilvl w:val="0"/>
-          <w:numId w:val="1006"/>
+          <w:numId w:val="1007"/>
         </w:numPr>
       </w:pPr>
       <w:r>
@@ -1187,7 +1211,7 @@
         <w:pStyle w:val="Compact"/>
         <w:numPr>
           <w:ilvl w:val="0"/>
-          <w:numId w:val="1007"/>
+          <w:numId w:val="1008"/>
         </w:numPr>
       </w:pPr>
       <w:r>
@@ -1199,7 +1223,7 @@
         <w:pStyle w:val="Compact"/>
         <w:numPr>
           <w:ilvl w:val="1"/>
-          <w:numId w:val="1008"/>
+          <w:numId w:val="1009"/>
         </w:numPr>
       </w:pPr>
       <w:r>
@@ -1223,7 +1247,7 @@
         <w:pStyle w:val="Compact"/>
         <w:numPr>
           <w:ilvl w:val="1"/>
-          <w:numId w:val="1009"/>
+          <w:numId w:val="1010"/>
         </w:numPr>
       </w:pPr>
       <w:r>
@@ -1252,7 +1276,7 @@
         <w:pStyle w:val="Compact"/>
         <w:numPr>
           <w:ilvl w:val="0"/>
-          <w:numId w:val="1010"/>
+          <w:numId w:val="1011"/>
         </w:numPr>
       </w:pPr>
       <w:r>
@@ -1274,7 +1298,7 @@
         <w:pStyle w:val="Compact"/>
         <w:numPr>
           <w:ilvl w:val="0"/>
-          <w:numId w:val="1010"/>
+          <w:numId w:val="1011"/>
         </w:numPr>
       </w:pPr>
       <w:r>
@@ -1296,7 +1320,7 @@
         <w:pStyle w:val="Compact"/>
         <w:numPr>
           <w:ilvl w:val="0"/>
-          <w:numId w:val="1010"/>
+          <w:numId w:val="1011"/>
         </w:numPr>
       </w:pPr>
       <w:r>
@@ -1324,7 +1348,7 @@
         <w:pStyle w:val="Compact"/>
         <w:numPr>
           <w:ilvl w:val="0"/>
-          <w:numId w:val="1010"/>
+          <w:numId w:val="1011"/>
         </w:numPr>
       </w:pPr>
       <w:r>
@@ -1347,7 +1371,7 @@
         <w:pStyle w:val="Compact"/>
         <w:numPr>
           <w:ilvl w:val="0"/>
-          <w:numId w:val="1010"/>
+          <w:numId w:val="1011"/>
         </w:numPr>
       </w:pPr>
       <w:r>
@@ -1375,7 +1399,7 @@
         <w:pStyle w:val="Compact"/>
         <w:numPr>
           <w:ilvl w:val="0"/>
-          <w:numId w:val="1010"/>
+          <w:numId w:val="1011"/>
         </w:numPr>
       </w:pPr>
       <w:r>
@@ -1396,7 +1420,60 @@
       </w:r>
     </w:p>
     <w:bookmarkEnd w:id="35"/>
-    <w:bookmarkStart w:id="37" w:name="work-on-research-grants"/>
+    <w:bookmarkStart w:id="36" w:name="grants"/>
+    <w:p>
+      <w:pPr>
+        <w:pStyle w:val="Heading1"/>
+      </w:pPr>
+      <w:r>
+        <w:t xml:space="preserve">Grants</w:t>
+      </w:r>
+    </w:p>
+    <w:p>
+      <w:r>
+        <w:pict>
+          <v:rect style="width:0;height:1.5pt" o:hralign="center" o:hrstd="t" o:hr="t"/>
+        </w:pict>
+      </w:r>
+    </w:p>
+    <w:p>
+      <w:pPr>
+        <w:pStyle w:val="Compact"/>
+        <w:numPr>
+          <w:ilvl w:val="0"/>
+          <w:numId w:val="1012"/>
+        </w:numPr>
+      </w:pPr>
+      <w:r>
+        <w:t xml:space="preserve">OpenAI Research Access Program grant</w:t>
+      </w:r>
+    </w:p>
+    <w:p>
+      <w:pPr>
+        <w:pStyle w:val="Compact"/>
+        <w:numPr>
+          <w:ilvl w:val="1"/>
+          <w:numId w:val="1013"/>
+        </w:numPr>
+      </w:pPr>
+      <w:r>
+        <w:t xml:space="preserve">For work on identifying climate disinformation</w:t>
+      </w:r>
+    </w:p>
+    <w:p>
+      <w:pPr>
+        <w:pStyle w:val="Compact"/>
+        <w:numPr>
+          <w:ilvl w:val="1"/>
+          <w:numId w:val="1013"/>
+        </w:numPr>
+      </w:pPr>
+      <w:r>
+        <w:t xml:space="preserve">$5,000 in API credits</w:t>
+      </w:r>
+    </w:p>
+    <w:bookmarkEnd w:id="36"/>
+    <w:bookmarkStart w:id="38" w:name="work-on-research-grants"/>
     <w:p>
       <w:pPr>
         <w:pStyle w:val="Heading1"/>
@@ -1442,7 +1519,21 @@
               <w:t xml:space="preserve"> </w:t>
             </w:r>
             <w:r>
-              <w:t xml:space="preserve">**A computational assessment of the oil industry’s obstruc</w:t>
+              <w:rPr>
+                <w:b/>
+                <w:bCs/>
+              </w:rPr>
+              <w:t xml:space="preserve">A computational assessment of the oil industry’s</w:t>
+            </w:r>
+            <w:r>
+              <w:t xml:space="preserve"> </w:t>
+            </w:r>
+            <w:r>
+              <w:rPr>
+                <w:b/>
+                <w:bCs/>
+              </w:rPr>
+              <w:t xml:space="preserve">obstruction of a Congressional investigation</w:t>
             </w:r>
           </w:p>
         </w:tc>
@@ -1455,12 +1546,6 @@
             </w:pPr>
             <w:r>
               <w:t xml:space="preserve">Fall 2024</w:t>
-            </w:r>
-            <w:r>
-              <w:t xml:space="preserve"> </w:t>
-            </w:r>
-            <w:r>
-              <w:t xml:space="preserve">tion of a Congressional investigation**</w:t>
             </w:r>
           </w:p>
         </w:tc>
@@ -1474,20 +1559,30 @@
               <w:jc w:val="left"/>
             </w:pPr>
             <w:r>
-              <w:t xml:space="preserve">*Dr. Alexander Kaurov, Dr. Julian Barg, Dr. Naomi Oreskes,</w:t>
-            </w:r>
-          </w:p>
-        </w:tc>
-        <w:tc>
-          <w:tcPr/>
-          <w:p>
-            <w:pPr>
-              <w:pStyle w:val="Compact"/>
-              <w:jc w:val="right"/>
-            </w:pPr>
-            <w:r>
-              <w:t xml:space="preserve">Dr. Geoffrey Supran*</w:t>
-            </w:r>
+              <w:rPr>
+                <w:i/>
+                <w:iCs/>
+              </w:rPr>
+              <w:t xml:space="preserve">Dr. Alexander Kaurov, Dr. Julian Barg,</w:t>
+            </w:r>
+            <w:r>
+              <w:t xml:space="preserve"> </w:t>
+            </w:r>
+            <w:r>
+              <w:rPr>
+                <w:i/>
+                <w:iCs/>
+              </w:rPr>
+              <w:t xml:space="preserve">Dr. Naomi Oreskes, Dr. Geoffrey Supran</w:t>
+            </w:r>
+          </w:p>
+        </w:tc>
+        <w:tc>
+          <w:tcPr/>
+          <w:p>
+            <w:pPr>
+              <w:pStyle w:val="Compact"/>
+            </w:pPr>
           </w:p>
         </w:tc>
       </w:tr>
@@ -1497,7 +1592,7 @@
         <w:pStyle w:val="Compact"/>
         <w:numPr>
           <w:ilvl w:val="0"/>
-          <w:numId w:val="1011"/>
+          <w:numId w:val="1014"/>
         </w:numPr>
       </w:pPr>
       <w:r>
@@ -1590,7 +1685,7 @@
         <w:pStyle w:val="Compact"/>
         <w:numPr>
           <w:ilvl w:val="0"/>
-          <w:numId w:val="1012"/>
+          <w:numId w:val="1015"/>
         </w:numPr>
       </w:pPr>
       <w:r>
@@ -1683,7 +1778,7 @@
         <w:pStyle w:val="Compact"/>
         <w:numPr>
           <w:ilvl w:val="0"/>
-          <w:numId w:val="1013"/>
+          <w:numId w:val="1016"/>
         </w:numPr>
       </w:pPr>
       <w:r>
@@ -1800,7 +1895,7 @@
         <w:pStyle w:val="Compact"/>
         <w:numPr>
           <w:ilvl w:val="0"/>
-          <w:numId w:val="1014"/>
+          <w:numId w:val="1017"/>
         </w:numPr>
       </w:pPr>
       <w:r>
@@ -1900,7 +1995,7 @@
         <w:pStyle w:val="Compact"/>
         <w:numPr>
           <w:ilvl w:val="0"/>
-          <w:numId w:val="1015"/>
+          <w:numId w:val="1018"/>
         </w:numPr>
       </w:pPr>
       <w:r>
@@ -1912,7 +2007,7 @@
         <w:pStyle w:val="Compact"/>
         <w:numPr>
           <w:ilvl w:val="0"/>
-          <w:numId w:val="1015"/>
+          <w:numId w:val="1018"/>
         </w:numPr>
       </w:pPr>
       <w:r>
@@ -1924,7 +2019,7 @@
         <w:pStyle w:val="Compact"/>
         <w:numPr>
           <w:ilvl w:val="0"/>
-          <w:numId w:val="1015"/>
+          <w:numId w:val="1018"/>
         </w:numPr>
       </w:pPr>
       <w:r>
@@ -2006,7 +2101,7 @@
       <w:pPr>
         <w:numPr>
           <w:ilvl w:val="0"/>
-          <w:numId w:val="1016"/>
+          <w:numId w:val="1019"/>
         </w:numPr>
       </w:pPr>
       <w:r>
@@ -2017,7 +2112,7 @@
       <w:pPr>
         <w:numPr>
           <w:ilvl w:val="0"/>
-          <w:numId w:val="1016"/>
+          <w:numId w:val="1019"/>
         </w:numPr>
       </w:pPr>
       <w:r>
@@ -2028,7 +2123,7 @@
       <w:pPr>
         <w:numPr>
           <w:ilvl w:val="0"/>
-          <w:numId w:val="1016"/>
+          <w:numId w:val="1019"/>
         </w:numPr>
       </w:pPr>
       <w:r>
@@ -2039,10 +2134,10 @@
       <w:pPr>
         <w:numPr>
           <w:ilvl w:val="0"/>
-          <w:numId w:val="1016"/>
-        </w:numPr>
-      </w:pPr>
-      <w:hyperlink r:id="rId36">
+          <w:numId w:val="1019"/>
+        </w:numPr>
+      </w:pPr>
+      <w:hyperlink r:id="rId37">
         <w:r>
           <w:rPr>
             <w:rStyle w:val="InternetLink"/>
@@ -2051,7 +2146,7 @@
         </w:r>
       </w:hyperlink>
     </w:p>
-    <w:bookmarkEnd w:id="37"/>
+    <w:bookmarkEnd w:id="38"/>
     <w:sectPr>
       <w:footerReference r:id="rId9" w:type="default"/>
       <w:footnotePr>
@@ -2434,6 +2529,15 @@
     <w:abstractNumId w:val="991"/>
   </w:num>
   <w:num w:numId="1016">
+    <w:abstractNumId w:val="991"/>
+  </w:num>
+  <w:num w:numId="1017">
+    <w:abstractNumId w:val="991"/>
+  </w:num>
+  <w:num w:numId="1018">
+    <w:abstractNumId w:val="991"/>
+  </w:num>
+  <w:num w:numId="1019">
     <w:abstractNumId w:val="991"/>
   </w:num>
 </w:numbering>
